--- a/business_it/part2/ep20_Un_influencer_in_laboratorio.docx
+++ b/business_it/part2/ep20_Un_influencer_in_laboratorio.docx
@@ -3730,7 +3730,7 @@
           <w:sz w:val="22"/>
         </w:rPr>
         <w:tab/>
-        <w:t>(una pausa lunga) Tre. Due Domenica e un portadocumenti.</w:t>
+        <w:t>(una pausa lunga) Tre. Due Domenica e una Torri.</w:t>
       </w:r>
     </w:p>
     <w:p>
@@ -11257,7 +11257,7 @@
           <w:sz w:val="21"/>
         </w:rPr>
         <w:tab/>
-        <w:t>(긴 침묵) 세 개. '도메니카' 두 개랑 서류 가방 하나.</w:t>
+        <w:t>(긴 침묵) 세 개. '도메니카' 두 개랑 서류 가방 '토리' 하나.</w:t>
       </w:r>
     </w:p>
     <w:p>
